--- a/开发平台/codex/项目/人员简历筛选和重组/output/风险管理批量/10-限额管理/国开行人员团队简历-谭锐斌.docx
+++ b/开发平台/codex/项目/人员简历筛选和重组/output/风险管理批量/10-限额管理/国开行人员团队简历-谭锐斌.docx
@@ -133,11 +133,9 @@
           <ns0:p>
             <ns0:r>
               <ns0:rPr>
-                <ns0:rFonts ns0:ascii="仿宋" ns0:hAnsi="仿宋" ns0:eastAsia="仿宋" ns0:cs="仿宋"/>
-                <ns0:sz ns0:val="24"/>
-                <ns0:szCs ns0:val="24"/>
-              </ns0:rPr>
-              <ns0:t>1986-12-02</ns0:t>
+                <ns0:rFonts ns0:ascii="仿宋" ns0:hAnsi="仿宋"/>
+              </ns0:rPr>
+              <ns0:t>39</ns0:t>
             </ns0:r>
           </ns0:p>
         </ns0:tc>
@@ -513,21 +511,8 @@
             <ns0:gridSpan ns0:val="4"/>
             <ns0:vAlign ns0:val="center"/>
           </ns0:tcPr>
-          <ns0:p ns2:paraId="1E629E02" ns2:textId="77777777" ns0:rsidR="000010AB" ns0:rsidRDefault="000010AB" ns0:rsidP="00664128">
-            <ns0:pPr>
-              <ns0:jc ns0:val="center"/>
-              <ns0:rPr>
-                <ns0:rFonts ns0:ascii="仿宋" ns0:eastAsia="仿宋" ns0:hAnsi="仿宋" ns0:cs="仿宋" ns0:hint="eastAsia"/>
-                <ns0:caps/>
-                <ns0:szCs ns0:val="21"/>
-              </ns0:rPr>
-            </ns0:pPr>
-            <ns0:r>
-              <ns0:rPr>
-                <ns0:rFonts ns0:ascii="仿宋" ns0:eastAsia="仿宋" ns0:hAnsi="仿宋" ns0:cs="仿宋" ns0:hint="eastAsia"/>
-                <ns0:szCs ns0:val="24"/>
-                <ns0:sz ns0:val="24"/>
-              </ns0:rPr>
+          <ns0:p>
+            <ns0:r>
               <ns0:t>拟在本项目任职</ns0:t>
             </ns0:r>
           </ns0:p>
@@ -540,12 +525,7 @@
           </ns0:tcPr>
           <ns0:p>
             <ns0:r>
-              <ns0:rPr>
-                <ns0:rFonts ns0:ascii="仿宋" ns0:hAnsi="仿宋" ns0:eastAsia="仿宋" ns0:cs="仿宋"/>
-                <ns0:sz ns0:val="24"/>
-                <ns0:szCs ns0:val="24"/>
-              </ns0:rPr>
-              <ns0:t>开发岗</ns0:t>
+              <ns0:t>开发B岗（风险管理领域）</ns0:t>
             </ns0:r>
           </ns0:p>
         </ns0:tc>
@@ -698,7 +678,7 @@
                 <ns0:sz ns0:val="24"/>
                 <ns0:szCs ns0:val="24"/>
               </ns0:rPr>
-              <ns0:t>高级</ns0:t>
+              <ns0:t>Oracle</ns0:t>
             </ns0:r>
           </ns0:p>
         </ns0:tc>
@@ -716,6 +696,9 @@
                 <ns0:szCs ns0:val="21"/>
               </ns0:rPr>
             </ns0:pPr>
+            <ns0:r>
+              <ns0:t>高级</ns0:t>
+            </ns0:r>
           </ns0:p>
         </ns0:tc>
         <ns0:tc>
@@ -741,76 +724,6 @@
             <ns0:vAlign ns0:val="center"/>
           </ns0:tcPr>
           <ns0:p ns2:paraId="77D9DE25" ns2:textId="77777777" ns0:rsidR="000010AB" ns0:rsidRDefault="000010AB" ns0:rsidP="00664128">
-            <ns0:pPr>
-              <ns0:jc ns0:val="center"/>
-              <ns0:rPr>
-                <ns0:rFonts ns0:ascii="仿宋" ns0:eastAsia="仿宋" ns0:hAnsi="仿宋" ns0:cs="仿宋" ns0:hint="eastAsia"/>
-                <ns0:szCs ns0:val="21"/>
-              </ns0:rPr>
-            </ns0:pPr>
-          </ns0:p>
-        </ns0:tc>
-      </ns0:tr>
-      <ns0:tr ns0:rsidR="000010AB" ns2:paraId="0BE7332D" ns2:textId="77777777" ns0:rsidTr="00664128">
-        <ns0:trPr>
-          <ns0:trHeight ns0:val="20"/>
-          <ns0:jc ns0:val="center"/>
-        </ns0:trPr>
-        <ns0:tc>
-          <ns0:tcPr>
-            <ns0:tcW ns0:w="1043" ns0:type="pct"/>
-            <ns0:vAlign ns0:val="center"/>
-          </ns0:tcPr>
-          <ns0:p>
-            <ns0:r>
-              <ns0:rPr>
-                <ns0:rFonts ns0:ascii="仿宋" ns0:hAnsi="仿宋" ns0:eastAsia="仿宋" ns0:cs="仿宋"/>
-                <ns0:sz ns0:val="24"/>
-                <ns0:szCs ns0:val="24"/>
-              </ns0:rPr>
-              <ns0:t>Oracle</ns0:t>
-            </ns0:r>
-          </ns0:p>
-        </ns0:tc>
-        <ns0:tc>
-          <ns0:tcPr>
-            <ns0:tcW ns0:w="1186" ns0:type="pct"/>
-            <ns0:gridSpan ns0:val="2"/>
-            <ns0:vAlign ns0:val="center"/>
-          </ns0:tcPr>
-          <ns0:p ns2:paraId="2EC9C40D" ns2:textId="77777777" ns0:rsidR="000010AB" ns0:rsidRDefault="000010AB" ns0:rsidP="00664128">
-            <ns0:pPr>
-              <ns0:jc ns0:val="center"/>
-              <ns0:rPr>
-                <ns0:rFonts ns0:ascii="仿宋" ns0:eastAsia="仿宋" ns0:hAnsi="仿宋" ns0:cs="仿宋" ns0:hint="eastAsia"/>
-                <ns0:szCs ns0:val="21"/>
-              </ns0:rPr>
-            </ns0:pPr>
-          </ns0:p>
-        </ns0:tc>
-        <ns0:tc>
-          <ns0:tcPr>
-            <ns0:tcW ns0:w="1276" ns0:type="pct"/>
-            <ns0:gridSpan ns0:val="2"/>
-            <ns0:vAlign ns0:val="center"/>
-          </ns0:tcPr>
-          <ns0:p ns2:paraId="0D730117" ns2:textId="77777777" ns0:rsidR="000010AB" ns0:rsidRDefault="000010AB" ns0:rsidP="00664128">
-            <ns0:pPr>
-              <ns0:jc ns0:val="center"/>
-              <ns0:rPr>
-                <ns0:rFonts ns0:ascii="仿宋" ns0:eastAsia="仿宋" ns0:hAnsi="仿宋" ns0:cs="仿宋" ns0:hint="eastAsia"/>
-                <ns0:szCs ns0:val="21"/>
-              </ns0:rPr>
-            </ns0:pPr>
-          </ns0:p>
-        </ns0:tc>
-        <ns0:tc>
-          <ns0:tcPr>
-            <ns0:tcW ns0:w="1493" ns0:type="pct"/>
-            <ns0:gridSpan ns0:val="2"/>
-            <ns0:vAlign ns0:val="center"/>
-          </ns0:tcPr>
-          <ns0:p ns2:paraId="0FFD8515" ns2:textId="77777777" ns0:rsidR="000010AB" ns0:rsidRDefault="000010AB" ns0:rsidP="00664128">
             <ns0:pPr>
               <ns0:jc ns0:val="center"/>
               <ns0:rPr>
@@ -1326,6 +1239,8 @@
       </ns0:pPr>
     </ns0:p>
     <ns0:sectPr ns0:rsidR="003149F0">
+      <ns0:headerReference xmlns:r="http://schemas.openxmlformats.org/officeDocument/2006/relationships" ns0:type="default" r:id="rId6"/>
+      <ns0:footerReference xmlns:r="http://schemas.openxmlformats.org/officeDocument/2006/relationships" ns0:type="default" r:id="rId7"/>
       <ns0:pgSz ns0:w="11906" ns0:h="16838"/>
       <ns0:pgMar ns0:top="1440" ns0:right="1800" ns0:bottom="1440" ns0:left="1800" ns0:header="851" ns0:footer="992" ns0:gutter="0"/>
       <ns0:cols ns0:space="425"/>
@@ -1333,6 +1248,26 @@
     </ns0:sectPr>
   </ns0:body>
 </ns0:document>
+</file>
+
+<file path=word/footer1.xml><?xml version="1.0" encoding="utf-8"?>
+<w:ftr xmlns:m="http://schemas.openxmlformats.org/officeDocument/2006/math" xmlns:mc="http://schemas.openxmlformats.org/markup-compatibility/2006" xmlns:mo="http://schemas.microsoft.com/office/mac/office/2008/main" xmlns:mv="urn:schemas-microsoft-com:mac:vml" xmlns:o="urn:schemas-microsoft-com:office:office" xmlns:r="http://schemas.openxmlformats.org/officeDocument/2006/relationships" xmlns:v="urn:schemas-microsoft-com:vml" xmlns:w10="urn:schemas-microsoft-com:office:word" xmlns:w14="http://schemas.microsoft.com/office/word/2010/wordml" xmlns:w="http://schemas.openxmlformats.org/wordprocessingml/2006/main" xmlns:wne="http://schemas.microsoft.com/office/word/2006/wordml" xmlns:wp14="http://schemas.microsoft.com/office/word/2010/wordprocessingDrawing" xmlns:wp="http://schemas.openxmlformats.org/drawingml/2006/wordprocessingDrawing" xmlns:wpc="http://schemas.microsoft.com/office/word/2010/wordprocessingCanvas" xmlns:wpg="http://schemas.microsoft.com/office/word/2010/wordprocessingGroup" xmlns:wpi="http://schemas.microsoft.com/office/word/2010/wordprocessingInk" xmlns:wps="http://schemas.microsoft.com/office/word/2010/wordprocessingShape" mc:Ignorable="w14 wp14">
+  <w:p>
+    <w:pPr>
+      <w:pStyle w:val="Footer"/>
+    </w:pPr>
+  </w:p>
+</w:ftr>
+</file>
+
+<file path=word/header1.xml><?xml version="1.0" encoding="utf-8"?>
+<w:hdr xmlns:m="http://schemas.openxmlformats.org/officeDocument/2006/math" xmlns:mc="http://schemas.openxmlformats.org/markup-compatibility/2006" xmlns:mo="http://schemas.microsoft.com/office/mac/office/2008/main" xmlns:mv="urn:schemas-microsoft-com:mac:vml" xmlns:o="urn:schemas-microsoft-com:office:office" xmlns:r="http://schemas.openxmlformats.org/officeDocument/2006/relationships" xmlns:v="urn:schemas-microsoft-com:vml" xmlns:w10="urn:schemas-microsoft-com:office:word" xmlns:w14="http://schemas.microsoft.com/office/word/2010/wordml" xmlns:w="http://schemas.openxmlformats.org/wordprocessingml/2006/main" xmlns:wne="http://schemas.microsoft.com/office/word/2006/wordml" xmlns:wp14="http://schemas.microsoft.com/office/word/2010/wordprocessingDrawing" xmlns:wp="http://schemas.openxmlformats.org/drawingml/2006/wordprocessingDrawing" xmlns:wpc="http://schemas.microsoft.com/office/word/2010/wordprocessingCanvas" xmlns:wpg="http://schemas.microsoft.com/office/word/2010/wordprocessingGroup" xmlns:wpi="http://schemas.microsoft.com/office/word/2010/wordprocessingInk" xmlns:wps="http://schemas.microsoft.com/office/word/2010/wordprocessingShape" mc:Ignorable="w14 wp14">
+  <w:p>
+    <w:pPr>
+      <w:pStyle w:val="Header"/>
+    </w:pPr>
+  </w:p>
+</w:hdr>
 </file>
 
 <file path=word/styles.xml><?xml version="1.0" encoding="utf-8"?>

--- a/开发平台/codex/项目/人员简历筛选和重组/output/风险管理批量/10-限额管理/国开行人员团队简历-谭锐斌.docx
+++ b/开发平台/codex/项目/人员简历筛选和重组/output/风险管理批量/10-限额管理/国开行人员团队简历-谭锐斌.docx
@@ -876,13 +876,14 @@
             <ns0:vAlign ns0:val="center"/>
           </ns0:tcPr>
           <ns0:p>
-            <ns0:r>
-              <ns0:rPr>
-                <ns0:rFonts ns0:ascii="仿宋" ns0:hAnsi="仿宋" ns0:eastAsia="仿宋" ns0:cs="仿宋"/>
-                <ns0:sz ns0:val="24"/>
-                <ns0:szCs ns0:val="24"/>
-              </ns0:rPr>
-              <ns0:t>2018.09-至今</ns0:t>
+            <ns0:pPr>
+              <ns0:spacing ns0:before="0" ns0:after="0" ns0:line="240" ns0:lineRule="auto"/>
+            </ns0:pPr>
+            <ns0:r>
+              <ns0:rPr>
+                <ns0:rFonts ns0:ascii="仿宋" ns0:hAnsi="仿宋"/>
+              </ns0:rPr>
+              <ns0:t>2025.01-至今</ns0:t>
             </ns0:r>
           </ns0:p>
         </ns0:tc>
@@ -893,13 +894,14 @@
             <ns0:vAlign ns0:val="center"/>
           </ns0:tcPr>
           <ns0:p>
-            <ns0:r>
-              <ns0:rPr>
-                <ns0:rFonts ns0:ascii="仿宋" ns0:hAnsi="仿宋" ns0:eastAsia="仿宋" ns0:cs="仿宋"/>
-                <ns0:sz ns0:val="24"/>
-                <ns0:szCs ns0:val="24"/>
-              </ns0:rPr>
-              <ns0:t>广发银行财务集市项目</ns0:t>
+            <ns0:pPr>
+              <ns0:spacing ns0:before="0" ns0:after="0" ns0:line="240" ns0:lineRule="auto"/>
+            </ns0:pPr>
+            <ns0:r>
+              <ns0:rPr>
+                <ns0:rFonts ns0:ascii="仿宋" ns0:hAnsi="仿宋"/>
+              </ns0:rPr>
+              <ns0:t>平安银行2025年非零开发零售开发人力外包</ns0:t>
             </ns0:r>
           </ns0:p>
         </ns0:tc>
@@ -910,13 +912,14 @@
             <ns0:vAlign ns0:val="center"/>
           </ns0:tcPr>
           <ns0:p>
-            <ns0:r>
-              <ns0:rPr>
-                <ns0:rFonts ns0:ascii="仿宋" ns0:hAnsi="仿宋" ns0:eastAsia="仿宋" ns0:cs="仿宋"/>
-                <ns0:sz ns0:val="24"/>
-                <ns0:szCs ns0:val="24"/>
-              </ns0:rPr>
-              <ns0:t>高级开发工程师</ns0:t>
+            <ns0:pPr>
+              <ns0:spacing ns0:before="0" ns0:after="0" ns0:line="240" ns0:lineRule="auto"/>
+            </ns0:pPr>
+            <ns0:r>
+              <ns0:rPr>
+                <ns0:rFonts ns0:ascii="仿宋" ns0:hAnsi="仿宋"/>
+              </ns0:rPr>
+              <ns0:t>开发工程师</ns0:t>
             </ns0:r>
           </ns0:p>
         </ns0:tc>
@@ -927,13 +930,14 @@
             <ns0:vAlign ns0:val="center"/>
           </ns0:tcPr>
           <ns0:p>
-            <ns0:r>
-              <ns0:rPr>
-                <ns0:rFonts ns0:ascii="仿宋" ns0:hAnsi="仿宋" ns0:eastAsia="仿宋" ns0:cs="仿宋"/>
-                <ns0:sz ns0:val="24"/>
-                <ns0:szCs ns0:val="24"/>
-              </ns0:rPr>
-              <ns0:t>负责项目组技术架构，负责汇总层的ETL设计。应用开发根据下游业务需求，分析及调研相关系统以满足开发条件，并于接口上线后对其进行监测及调整</ns0:t>
+            <ns0:pPr>
+              <ns0:spacing ns0:before="0" ns0:after="0" ns0:line="240" ns0:lineRule="auto"/>
+            </ns0:pPr>
+            <ns0:r>
+              <ns0:rPr>
+                <ns0:rFonts ns0:ascii="仿宋" ns0:hAnsi="仿宋"/>
+              </ns0:rPr>
+              <ns0:t>1.参与平安银行2025年非零开发零售开发人力外包建设，负责风险相关模块的需求分析、接口开发及联调测试;2.完成规则配置、数据处理、报表统计或任务流转等核心功能实现;3.配合测试及业务完成问题修复、回归验证和上线支持，保障版本稳定交付。</ns0:t>
             </ns0:r>
           </ns0:p>
         </ns0:tc>
@@ -949,13 +953,14 @@
             <ns0:vAlign ns0:val="center"/>
           </ns0:tcPr>
           <ns0:p>
-            <ns0:r>
-              <ns0:rPr>
-                <ns0:rFonts ns0:ascii="仿宋" ns0:hAnsi="仿宋" ns0:eastAsia="仿宋" ns0:cs="仿宋"/>
-                <ns0:sz ns0:val="24"/>
-                <ns0:szCs ns0:val="24"/>
-              </ns0:rPr>
-              <ns0:t>2017.05-2018.08</ns0:t>
+            <ns0:pPr>
+              <ns0:spacing ns0:before="0" ns0:after="0" ns0:line="240" ns0:lineRule="auto"/>
+            </ns0:pPr>
+            <ns0:r>
+              <ns0:rPr>
+                <ns0:rFonts ns0:ascii="仿宋" ns0:hAnsi="仿宋"/>
+              </ns0:rPr>
+              <ns0:t>2024.06-2024.12</ns0:t>
             </ns0:r>
           </ns0:p>
         </ns0:tc>
@@ -966,13 +971,14 @@
             <ns0:vAlign ns0:val="center"/>
           </ns0:tcPr>
           <ns0:p>
-            <ns0:r>
-              <ns0:rPr>
-                <ns0:rFonts ns0:ascii="仿宋" ns0:hAnsi="仿宋" ns0:eastAsia="仿宋" ns0:cs="仿宋"/>
-                <ns0:sz ns0:val="24"/>
-                <ns0:szCs ns0:val="24"/>
-              </ns0:rPr>
-              <ns0:t>广州证券商业智能平台</ns0:t>
+            <ns0:pPr>
+              <ns0:spacing ns0:before="0" ns0:after="0" ns0:line="240" ns0:lineRule="auto"/>
+            </ns0:pPr>
+            <ns0:r>
+              <ns0:rPr>
+                <ns0:rFonts ns0:ascii="仿宋" ns0:hAnsi="仿宋"/>
+              </ns0:rPr>
+              <ns0:t>山西农商智能风险管控平台建设项目</ns0:t>
             </ns0:r>
           </ns0:p>
         </ns0:tc>
@@ -983,11 +989,12 @@
             <ns0:vAlign ns0:val="center"/>
           </ns0:tcPr>
           <ns0:p>
-            <ns0:r>
-              <ns0:rPr>
-                <ns0:rFonts ns0:ascii="仿宋" ns0:hAnsi="仿宋" ns0:eastAsia="仿宋" ns0:cs="仿宋"/>
-                <ns0:sz ns0:val="24"/>
-                <ns0:szCs ns0:val="24"/>
+            <ns0:pPr>
+              <ns0:spacing ns0:before="0" ns0:after="0" ns0:line="240" ns0:lineRule="auto"/>
+            </ns0:pPr>
+            <ns0:r>
+              <ns0:rPr>
+                <ns0:rFonts ns0:ascii="仿宋" ns0:hAnsi="仿宋"/>
               </ns0:rPr>
               <ns0:t>开发工程师</ns0:t>
             </ns0:r>
@@ -1000,13 +1007,14 @@
             <ns0:vAlign ns0:val="center"/>
           </ns0:tcPr>
           <ns0:p>
-            <ns0:r>
-              <ns0:rPr>
-                <ns0:rFonts ns0:ascii="仿宋" ns0:hAnsi="仿宋" ns0:eastAsia="仿宋" ns0:cs="仿宋"/>
-                <ns0:sz ns0:val="24"/>
-                <ns0:szCs ns0:val="24"/>
-              </ns0:rPr>
-              <ns0:t>数据仓库ETL开发工程师。负责应用层模块的ETL开发，主要实现固定报表功能</ns0:t>
+            <ns0:pPr>
+              <ns0:spacing ns0:before="0" ns0:after="0" ns0:line="240" ns0:lineRule="auto"/>
+            </ns0:pPr>
+            <ns0:r>
+              <ns0:rPr>
+                <ns0:rFonts ns0:ascii="仿宋" ns0:hAnsi="仿宋"/>
+              </ns0:rPr>
+              <ns0:t>1.参与山西农商智能风险管控平台建设项目建设，负责风险相关模块的需求分析、接口开发及联调测试;2.完成规则配置、数据处理、报表统计或任务流转等核心功能实现;3.配合测试及业务完成问题修复、回归验证和上线支持，保障版本稳定交付。</ns0:t>
             </ns0:r>
           </ns0:p>
         </ns0:tc>
@@ -1022,13 +1030,14 @@
             <ns0:vAlign ns0:val="center"/>
           </ns0:tcPr>
           <ns0:p>
-            <ns0:r>
-              <ns0:rPr>
-                <ns0:rFonts ns0:ascii="仿宋" ns0:hAnsi="仿宋" ns0:eastAsia="仿宋" ns0:cs="仿宋"/>
-                <ns0:sz ns0:val="24"/>
-                <ns0:szCs ns0:val="24"/>
-              </ns0:rPr>
-              <ns0:t>2015.01-2017.04</ns0:t>
+            <ns0:pPr>
+              <ns0:spacing ns0:before="0" ns0:after="0" ns0:line="240" ns0:lineRule="auto"/>
+            </ns0:pPr>
+            <ns0:r>
+              <ns0:rPr>
+                <ns0:rFonts ns0:ascii="仿宋" ns0:hAnsi="仿宋"/>
+              </ns0:rPr>
+              <ns0:t>2023.11-2024.05</ns0:t>
             </ns0:r>
           </ns0:p>
         </ns0:tc>
@@ -1039,13 +1048,14 @@
             <ns0:vAlign ns0:val="center"/>
           </ns0:tcPr>
           <ns0:p>
-            <ns0:r>
-              <ns0:rPr>
-                <ns0:rFonts ns0:ascii="仿宋" ns0:hAnsi="仿宋" ns0:eastAsia="仿宋" ns0:cs="仿宋"/>
-                <ns0:sz ns0:val="24"/>
-                <ns0:szCs ns0:val="24"/>
-              </ns0:rPr>
-              <ns0:t>存量4G用户分析</ns0:t>
+            <ns0:pPr>
+              <ns0:spacing ns0:before="0" ns0:after="0" ns0:line="240" ns0:lineRule="auto"/>
+            </ns0:pPr>
+            <ns0:r>
+              <ns0:rPr>
+                <ns0:rFonts ns0:ascii="仿宋" ns0:hAnsi="仿宋"/>
+              </ns0:rPr>
+              <ns0:t>平安银行产品风险及表外监测项目</ns0:t>
             </ns0:r>
           </ns0:p>
         </ns0:tc>
@@ -1056,11 +1066,12 @@
             <ns0:vAlign ns0:val="center"/>
           </ns0:tcPr>
           <ns0:p>
-            <ns0:r>
-              <ns0:rPr>
-                <ns0:rFonts ns0:ascii="仿宋" ns0:hAnsi="仿宋" ns0:eastAsia="仿宋" ns0:cs="仿宋"/>
-                <ns0:sz ns0:val="24"/>
-                <ns0:szCs ns0:val="24"/>
+            <ns0:pPr>
+              <ns0:spacing ns0:before="0" ns0:after="0" ns0:line="240" ns0:lineRule="auto"/>
+            </ns0:pPr>
+            <ns0:r>
+              <ns0:rPr>
+                <ns0:rFonts ns0:ascii="仿宋" ns0:hAnsi="仿宋"/>
               </ns0:rPr>
               <ns0:t>开发工程师</ns0:t>
             </ns0:r>
@@ -1073,13 +1084,14 @@
             <ns0:vAlign ns0:val="center"/>
           </ns0:tcPr>
           <ns0:p>
-            <ns0:r>
-              <ns0:rPr>
-                <ns0:rFonts ns0:ascii="仿宋" ns0:hAnsi="仿宋" ns0:eastAsia="仿宋" ns0:cs="仿宋"/>
-                <ns0:sz ns0:val="24"/>
-                <ns0:szCs ns0:val="24"/>
-              </ns0:rPr>
-              <ns0:t>针对非4G卡用户进行信息梳理、分析流离、新增、流失用户相互关系清理无效用户。制作各层面客户分析报告及更新</ns0:t>
+            <ns0:pPr>
+              <ns0:spacing ns0:before="0" ns0:after="0" ns0:line="240" ns0:lineRule="auto"/>
+            </ns0:pPr>
+            <ns0:r>
+              <ns0:rPr>
+                <ns0:rFonts ns0:ascii="仿宋" ns0:hAnsi="仿宋"/>
+              </ns0:rPr>
+              <ns0:t>1.参与平安银行产品风险及表外监测项目建设，负责风险相关模块的需求分析、接口开发及联调测试;2.完成规则配置、数据处理、报表统计或任务流转等核心功能实现;3.配合测试及业务完成问题修复、回归验证和上线支持，保障版本稳定交付。</ns0:t>
             </ns0:r>
           </ns0:p>
         </ns0:tc>
@@ -1095,13 +1107,14 @@
             <ns0:vAlign ns0:val="center"/>
           </ns0:tcPr>
           <ns0:p>
-            <ns0:r>
-              <ns0:rPr>
-                <ns0:rFonts ns0:ascii="仿宋" ns0:hAnsi="仿宋" ns0:eastAsia="仿宋" ns0:cs="仿宋"/>
-                <ns0:sz ns0:val="24"/>
-                <ns0:szCs ns0:val="24"/>
-              </ns0:rPr>
-              <ns0:t>2013.12-2014.12</ns0:t>
+            <ns0:pPr>
+              <ns0:spacing ns0:before="0" ns0:after="0" ns0:line="240" ns0:lineRule="auto"/>
+            </ns0:pPr>
+            <ns0:r>
+              <ns0:rPr>
+                <ns0:rFonts ns0:ascii="仿宋" ns0:hAnsi="仿宋"/>
+              </ns0:rPr>
+              <ns0:t>2021.08-2023.10</ns0:t>
             </ns0:r>
           </ns0:p>
         </ns0:tc>
@@ -1112,13 +1125,14 @@
             <ns0:vAlign ns0:val="center"/>
           </ns0:tcPr>
           <ns0:p>
-            <ns0:r>
-              <ns0:rPr>
-                <ns0:rFonts ns0:ascii="仿宋" ns0:hAnsi="仿宋" ns0:eastAsia="仿宋" ns0:cs="仿宋"/>
-                <ns0:sz ns0:val="24"/>
-                <ns0:szCs ns0:val="24"/>
-              </ns0:rPr>
-              <ns0:t>中国移动家庭宽带客户响应部门</ns0:t>
+            <ns0:pPr>
+              <ns0:spacing ns0:before="0" ns0:after="0" ns0:line="240" ns0:lineRule="auto"/>
+            </ns0:pPr>
+            <ns0:r>
+              <ns0:rPr>
+                <ns0:rFonts ns0:ascii="仿宋" ns0:hAnsi="仿宋"/>
+              </ns0:rPr>
+              <ns0:t>平安银行智慧合规及零售开发支持项目</ns0:t>
             </ns0:r>
           </ns0:p>
         </ns0:tc>
@@ -1129,11 +1143,12 @@
             <ns0:vAlign ns0:val="center"/>
           </ns0:tcPr>
           <ns0:p>
-            <ns0:r>
-              <ns0:rPr>
-                <ns0:rFonts ns0:ascii="仿宋" ns0:hAnsi="仿宋" ns0:eastAsia="仿宋" ns0:cs="仿宋"/>
-                <ns0:sz ns0:val="24"/>
-                <ns0:szCs ns0:val="24"/>
+            <ns0:pPr>
+              <ns0:spacing ns0:before="0" ns0:after="0" ns0:line="240" ns0:lineRule="auto"/>
+            </ns0:pPr>
+            <ns0:r>
+              <ns0:rPr>
+                <ns0:rFonts ns0:ascii="仿宋" ns0:hAnsi="仿宋"/>
               </ns0:rPr>
               <ns0:t>开发工程师</ns0:t>
             </ns0:r>
@@ -1146,13 +1161,14 @@
             <ns0:vAlign ns0:val="center"/>
           </ns0:tcPr>
           <ns0:p>
-            <ns0:r>
-              <ns0:rPr>
-                <ns0:rFonts ns0:ascii="仿宋" ns0:hAnsi="仿宋" ns0:eastAsia="仿宋" ns0:cs="仿宋"/>
-                <ns0:sz ns0:val="24"/>
-                <ns0:szCs ns0:val="24"/>
-              </ns0:rPr>
-              <ns0:t>主要负责协调系统信息录入、管网预铺设工程监督、在用线路整改、以及投诉分析统计</ns0:t>
+            <ns0:pPr>
+              <ns0:spacing ns0:before="0" ns0:after="0" ns0:line="240" ns0:lineRule="auto"/>
+            </ns0:pPr>
+            <ns0:r>
+              <ns0:rPr>
+                <ns0:rFonts ns0:ascii="仿宋" ns0:hAnsi="仿宋"/>
+              </ns0:rPr>
+              <ns0:t>1.参与平安银行智慧合规及零售开发支持项目建设，负责风险相关模块的需求分析、接口开发及联调测试;2.完成规则配置、数据处理、报表统计或任务流转等核心功能实现;3.配合测试及业务完成问题修复、回归验证和上线支持，保障版本稳定交付。</ns0:t>
             </ns0:r>
           </ns0:p>
         </ns0:tc>
@@ -1168,11 +1184,243 @@
             <ns0:vAlign ns0:val="center"/>
           </ns0:tcPr>
           <ns0:p>
-            <ns0:r>
-              <ns0:rPr>
-                <ns0:rFonts ns0:ascii="仿宋" ns0:hAnsi="仿宋" ns0:eastAsia="仿宋" ns0:cs="仿宋"/>
-                <ns0:sz ns0:val="24"/>
-                <ns0:szCs ns0:val="24"/>
+            <ns0:pPr>
+              <ns0:spacing ns0:before="0" ns0:after="0" ns0:line="240" ns0:lineRule="auto"/>
+            </ns0:pPr>
+            <ns0:r>
+              <ns0:rPr>
+                <ns0:rFonts ns0:ascii="仿宋" ns0:hAnsi="仿宋"/>
+              </ns0:rPr>
+              <ns0:t>2020.01-2021.07</ns0:t>
+            </ns0:r>
+          </ns0:p>
+        </ns0:tc>
+        <ns0:tc>
+          <ns0:tcPr>
+            <ns0:tcW ns0:w="1186" ns0:type="pct"/>
+            <ns0:gridSpan ns0:val="2"/>
+            <ns0:vAlign ns0:val="center"/>
+          </ns0:tcPr>
+          <ns0:p>
+            <ns0:pPr>
+              <ns0:spacing ns0:before="0" ns0:after="0" ns0:line="240" ns0:lineRule="auto"/>
+            </ns0:pPr>
+            <ns0:r>
+              <ns0:rPr>
+                <ns0:rFonts ns0:ascii="仿宋" ns0:hAnsi="仿宋"/>
+              </ns0:rPr>
+              <ns0:t>平安银行非零开发及零售开发支持项目</ns0:t>
+            </ns0:r>
+          </ns0:p>
+        </ns0:tc>
+        <ns0:tc>
+          <ns0:tcPr>
+            <ns0:tcW ns0:w="1276" ns0:type="pct"/>
+            <ns0:gridSpan ns0:val="2"/>
+            <ns0:vAlign ns0:val="center"/>
+          </ns0:tcPr>
+          <ns0:p>
+            <ns0:pPr>
+              <ns0:spacing ns0:before="0" ns0:after="0" ns0:line="240" ns0:lineRule="auto"/>
+            </ns0:pPr>
+            <ns0:r>
+              <ns0:rPr>
+                <ns0:rFonts ns0:ascii="仿宋" ns0:hAnsi="仿宋"/>
+              </ns0:rPr>
+              <ns0:t>开发工程师</ns0:t>
+            </ns0:r>
+          </ns0:p>
+        </ns0:tc>
+        <ns0:tc>
+          <ns0:tcPr>
+            <ns0:tcW ns0:w="1493" ns0:type="pct"/>
+            <ns0:gridSpan ns0:val="2"/>
+            <ns0:vAlign ns0:val="center"/>
+          </ns0:tcPr>
+          <ns0:p>
+            <ns0:pPr>
+              <ns0:spacing ns0:before="0" ns0:after="0" ns0:line="240" ns0:lineRule="auto"/>
+            </ns0:pPr>
+            <ns0:r>
+              <ns0:rPr>
+                <ns0:rFonts ns0:ascii="仿宋" ns0:hAnsi="仿宋"/>
+              </ns0:rPr>
+              <ns0:t>1.参与平安银行非零开发及零售开发支持项目建设，负责风险相关模块的需求分析、接口开发及联调测试;2.完成规则配置、数据处理、报表统计或任务流转等核心功能实现;3.配合测试及业务完成问题修复、回归验证和上线支持，保障版本稳定交付。</ns0:t>
+            </ns0:r>
+          </ns0:p>
+        </ns0:tc>
+      </ns0:tr>
+      <ns0:tr ns0:rsidR="000010AB" ns2:paraId="701AF13B" ns2:textId="77777777" ns0:rsidTr="00664128">
+        <ns0:trPr>
+          <ns0:trHeight ns0:val="20"/>
+          <ns0:jc ns0:val="center"/>
+        </ns0:trPr>
+        <ns0:tc>
+          <ns0:tcPr>
+            <ns0:tcW ns0:w="1043" ns0:type="pct"/>
+            <ns0:vAlign ns0:val="center"/>
+          </ns0:tcPr>
+          <ns0:p>
+            <ns0:pPr>
+              <ns0:spacing ns0:before="0" ns0:after="0" ns0:line="240" ns0:lineRule="auto"/>
+            </ns0:pPr>
+            <ns0:r>
+              <ns0:rPr>
+                <ns0:rFonts ns0:ascii="仿宋" ns0:hAnsi="仿宋"/>
+              </ns0:rPr>
+              <ns0:t>2015.01-2017.04</ns0:t>
+            </ns0:r>
+          </ns0:p>
+        </ns0:tc>
+        <ns0:tc>
+          <ns0:tcPr>
+            <ns0:tcW ns0:w="1186" ns0:type="pct"/>
+            <ns0:gridSpan ns0:val="2"/>
+            <ns0:vAlign ns0:val="center"/>
+          </ns0:tcPr>
+          <ns0:p>
+            <ns0:pPr>
+              <ns0:spacing ns0:before="0" ns0:after="0" ns0:line="240" ns0:lineRule="auto"/>
+            </ns0:pPr>
+            <ns0:r>
+              <ns0:rPr>
+                <ns0:rFonts ns0:ascii="仿宋" ns0:hAnsi="仿宋"/>
+              </ns0:rPr>
+              <ns0:t>存量4G用户分析</ns0:t>
+            </ns0:r>
+          </ns0:p>
+        </ns0:tc>
+        <ns0:tc>
+          <ns0:tcPr>
+            <ns0:tcW ns0:w="1276" ns0:type="pct"/>
+            <ns0:gridSpan ns0:val="2"/>
+            <ns0:vAlign ns0:val="center"/>
+          </ns0:tcPr>
+          <ns0:p>
+            <ns0:pPr>
+              <ns0:spacing ns0:before="0" ns0:after="0" ns0:line="240" ns0:lineRule="auto"/>
+            </ns0:pPr>
+            <ns0:r>
+              <ns0:rPr>
+                <ns0:rFonts ns0:ascii="仿宋" ns0:hAnsi="仿宋"/>
+              </ns0:rPr>
+              <ns0:t>开发工程师</ns0:t>
+            </ns0:r>
+          </ns0:p>
+        </ns0:tc>
+        <ns0:tc>
+          <ns0:tcPr>
+            <ns0:tcW ns0:w="1493" ns0:type="pct"/>
+            <ns0:gridSpan ns0:val="2"/>
+            <ns0:vAlign ns0:val="center"/>
+          </ns0:tcPr>
+          <ns0:p>
+            <ns0:pPr>
+              <ns0:spacing ns0:before="0" ns0:after="0" ns0:line="240" ns0:lineRule="auto"/>
+            </ns0:pPr>
+            <ns0:r>
+              <ns0:rPr>
+                <ns0:rFonts ns0:ascii="仿宋" ns0:hAnsi="仿宋"/>
+              </ns0:rPr>
+              <ns0:t>针对非4G卡用户进行信息梳理、分析流离、新增、流失用户相互关系清理无效用户。制作各层面客户分析报告及更新</ns0:t>
+            </ns0:r>
+          </ns0:p>
+        </ns0:tc>
+      </ns0:tr>
+      <ns0:tr ns0:rsidR="000010AB" ns2:paraId="701AF13B" ns2:textId="77777777" ns0:rsidTr="00664128">
+        <ns0:trPr>
+          <ns0:trHeight ns0:val="20"/>
+          <ns0:jc ns0:val="center"/>
+        </ns0:trPr>
+        <ns0:tc>
+          <ns0:tcPr>
+            <ns0:tcW ns0:w="1043" ns0:type="pct"/>
+            <ns0:vAlign ns0:val="center"/>
+          </ns0:tcPr>
+          <ns0:p>
+            <ns0:pPr>
+              <ns0:spacing ns0:before="0" ns0:after="0" ns0:line="240" ns0:lineRule="auto"/>
+            </ns0:pPr>
+            <ns0:r>
+              <ns0:rPr>
+                <ns0:rFonts ns0:ascii="仿宋" ns0:hAnsi="仿宋"/>
+              </ns0:rPr>
+              <ns0:t>2013.12-2014.12</ns0:t>
+            </ns0:r>
+          </ns0:p>
+        </ns0:tc>
+        <ns0:tc>
+          <ns0:tcPr>
+            <ns0:tcW ns0:w="1186" ns0:type="pct"/>
+            <ns0:gridSpan ns0:val="2"/>
+            <ns0:vAlign ns0:val="center"/>
+          </ns0:tcPr>
+          <ns0:p>
+            <ns0:pPr>
+              <ns0:spacing ns0:before="0" ns0:after="0" ns0:line="240" ns0:lineRule="auto"/>
+            </ns0:pPr>
+            <ns0:r>
+              <ns0:rPr>
+                <ns0:rFonts ns0:ascii="仿宋" ns0:hAnsi="仿宋"/>
+              </ns0:rPr>
+              <ns0:t>中国移动家庭宽带客户响应部门</ns0:t>
+            </ns0:r>
+          </ns0:p>
+        </ns0:tc>
+        <ns0:tc>
+          <ns0:tcPr>
+            <ns0:tcW ns0:w="1276" ns0:type="pct"/>
+            <ns0:gridSpan ns0:val="2"/>
+            <ns0:vAlign ns0:val="center"/>
+          </ns0:tcPr>
+          <ns0:p>
+            <ns0:pPr>
+              <ns0:spacing ns0:before="0" ns0:after="0" ns0:line="240" ns0:lineRule="auto"/>
+            </ns0:pPr>
+            <ns0:r>
+              <ns0:rPr>
+                <ns0:rFonts ns0:ascii="仿宋" ns0:hAnsi="仿宋"/>
+              </ns0:rPr>
+              <ns0:t>开发工程师</ns0:t>
+            </ns0:r>
+          </ns0:p>
+        </ns0:tc>
+        <ns0:tc>
+          <ns0:tcPr>
+            <ns0:tcW ns0:w="1493" ns0:type="pct"/>
+            <ns0:gridSpan ns0:val="2"/>
+            <ns0:vAlign ns0:val="center"/>
+          </ns0:tcPr>
+          <ns0:p>
+            <ns0:pPr>
+              <ns0:spacing ns0:before="0" ns0:after="0" ns0:line="240" ns0:lineRule="auto"/>
+            </ns0:pPr>
+            <ns0:r>
+              <ns0:rPr>
+                <ns0:rFonts ns0:ascii="仿宋" ns0:hAnsi="仿宋"/>
+              </ns0:rPr>
+              <ns0:t>主要负责协调系统信息录入、管网预铺设工程监督、在用线路整改、以及投诉分析统计</ns0:t>
+            </ns0:r>
+          </ns0:p>
+        </ns0:tc>
+      </ns0:tr>
+      <ns0:tr ns0:rsidR="000010AB" ns2:paraId="701AF13B" ns2:textId="77777777" ns0:rsidTr="00664128">
+        <ns0:trPr>
+          <ns0:trHeight ns0:val="20"/>
+          <ns0:jc ns0:val="center"/>
+        </ns0:trPr>
+        <ns0:tc>
+          <ns0:tcPr>
+            <ns0:tcW ns0:w="1043" ns0:type="pct"/>
+            <ns0:vAlign ns0:val="center"/>
+          </ns0:tcPr>
+          <ns0:p>
+            <ns0:pPr>
+              <ns0:spacing ns0:before="0" ns0:after="0" ns0:line="240" ns0:lineRule="auto"/>
+            </ns0:pPr>
+            <ns0:r>
+              <ns0:rPr>
+                <ns0:rFonts ns0:ascii="仿宋" ns0:hAnsi="仿宋"/>
               </ns0:rPr>
               <ns0:t>2011.07-2013.11</ns0:t>
             </ns0:r>
@@ -1185,11 +1433,12 @@
             <ns0:vAlign ns0:val="center"/>
           </ns0:tcPr>
           <ns0:p>
-            <ns0:r>
-              <ns0:rPr>
-                <ns0:rFonts ns0:ascii="仿宋" ns0:hAnsi="仿宋" ns0:eastAsia="仿宋" ns0:cs="仿宋"/>
-                <ns0:sz ns0:val="24"/>
-                <ns0:szCs ns0:val="24"/>
+            <ns0:pPr>
+              <ns0:spacing ns0:before="0" ns0:after="0" ns0:line="240" ns0:lineRule="auto"/>
+            </ns0:pPr>
+            <ns0:r>
+              <ns0:rPr>
+                <ns0:rFonts ns0:ascii="仿宋" ns0:hAnsi="仿宋"/>
               </ns0:rPr>
               <ns0:t>中国移动政企运营</ns0:t>
             </ns0:r>
@@ -1202,11 +1451,12 @@
             <ns0:vAlign ns0:val="center"/>
           </ns0:tcPr>
           <ns0:p>
-            <ns0:r>
-              <ns0:rPr>
-                <ns0:rFonts ns0:ascii="仿宋" ns0:hAnsi="仿宋" ns0:eastAsia="仿宋" ns0:cs="仿宋"/>
-                <ns0:sz ns0:val="24"/>
-                <ns0:szCs ns0:val="24"/>
+            <ns0:pPr>
+              <ns0:spacing ns0:before="0" ns0:after="0" ns0:line="240" ns0:lineRule="auto"/>
+            </ns0:pPr>
+            <ns0:r>
+              <ns0:rPr>
+                <ns0:rFonts ns0:ascii="仿宋" ns0:hAnsi="仿宋"/>
               </ns0:rPr>
               <ns0:t>开发工程师</ns0:t>
             </ns0:r>
@@ -1219,11 +1469,12 @@
             <ns0:vAlign ns0:val="center"/>
           </ns0:tcPr>
           <ns0:p>
-            <ns0:r>
-              <ns0:rPr>
-                <ns0:rFonts ns0:ascii="仿宋" ns0:hAnsi="仿宋" ns0:eastAsia="仿宋" ns0:cs="仿宋"/>
-                <ns0:sz ns0:val="24"/>
-                <ns0:szCs ns0:val="24"/>
+            <ns0:pPr>
+              <ns0:spacing ns0:before="0" ns0:after="0" ns0:line="240" ns0:lineRule="auto"/>
+            </ns0:pPr>
+            <ns0:r>
+              <ns0:rPr>
+                <ns0:rFonts ns0:ascii="仿宋" ns0:hAnsi="仿宋"/>
               </ns0:rPr>
               <ns0:t>负责短号集群网业务运营支撑，整理出当前业务各项投诉类别以及原因，通过数据分析业务问题以及后期优化</ns0:t>
             </ns0:r>
